--- a/Science Books/Evolution/10 - The Selfish Gene - Evolution From the Genes Point of View.docx
+++ b/Science Books/Evolution/10 - The Selfish Gene - Evolution From the Genes Point of View.docx
@@ -5,6 +5,8 @@
     <w:p>
       <w:pPr>
         <w:pStyle w:val="Title"/>
+        <w:ind w:left="0" w:right="0" w:firstLine="0"/>
+        <w:jc w:val="center"/>
       </w:pPr>
       <w:r>
         <w:t>Life: Science for Everyone</w:t>
@@ -13,6 +15,8 @@
     <w:p>
       <w:pPr>
         <w:pStyle w:val="Heading1"/>
+        <w:ind w:left="0" w:right="0" w:firstLine="0"/>
+        <w:jc w:val="center"/>
       </w:pPr>
       <w:r>
         <w:t>Chapter 10</w:t>
@@ -21,6 +25,8 @@
     <w:p>
       <w:pPr>
         <w:pStyle w:val="Heading1"/>
+        <w:ind w:left="0" w:right="0" w:firstLine="0"/>
+        <w:jc w:val="center"/>
       </w:pPr>
       <w:r>
         <w:t>The Selfish Gene: Evolution From the Gene's Point of View</w:t>
@@ -29,19 +35,21 @@
     <w:p>
       <w:pPr>
         <w:pStyle w:val="Heading1"/>
+        <w:ind w:left="0" w:right="0" w:firstLine="0"/>
+        <w:jc w:val="center"/>
       </w:pPr>
       <w:r>
         <w:t>A Book That Changed the Question</w:t>
       </w:r>
     </w:p>
     <w:p>
-      <w:pPr/>
+      <w:pPr>
+        <w:ind w:left="0" w:right="0" w:firstLine="0"/>
+        <w:jc w:val="center"/>
+      </w:pPr>
       <w:r>
-        <w:t>In 1976 a young Oxford zoologist named Richard Dawkins published a book with a provocative title.</w:t>
+        <w:t xml:space="preserve">In 1976, a young Oxford zoologist named Richard Dawkins published a book called </w:t>
       </w:r>
-    </w:p>
-    <w:p>
-      <w:pPr/>
       <w:r>
         <w:rPr>
           <w:i/>
@@ -49,323 +57,465 @@
         <w:t>The Selfish Gene</w:t>
       </w:r>
       <w:r>
-        <w:t xml:space="preserve"> did not claim that genes have feelings, or plans, or greed.</w:t>
+        <w:t>.</w:t>
       </w:r>
-    </w:p>
-    <w:p>
-      <w:pPr/>
       <w:r>
-        <w:t>It asked a simple question and followed it all the way down.</w:t>
+        <w:br/>
+        <w:br/>
+        <w:t>The title sounds odd, so let's clear it up right away.</w:t>
       </w:r>
-    </w:p>
-    <w:p>
-      <w:pPr/>
       <w:r>
+        <w:br/>
+        <w:br/>
+        <w:t>Dawkins was not claiming that genes have feelings, or plans, or greed.</w:t>
+      </w:r>
+      <w:r>
+        <w:br/>
+        <w:br/>
+        <w:t>A gene cannot want anything. It is a stretch of DNA, a chemical instruction, nothing more.</w:t>
+      </w:r>
+      <w:r>
+        <w:br/>
+        <w:br/>
+        <w:t>Instead, the book asked one simple question and followed it all the way down.</w:t>
+      </w:r>
+      <w:r>
+        <w:br/>
+        <w:br/>
         <w:t>What is evolution actually about, at bottom?</w:t>
       </w:r>
-    </w:p>
-    <w:p>
-      <w:pPr/>
       <w:r>
-        <w:t>Not the species. Not the individual. The gene.</w:t>
+        <w:br/>
+        <w:br/>
+        <w:t>Not the species. Not the individual animal or plant.</w:t>
       </w:r>
-    </w:p>
-    <w:p>
-      <w:pPr/>
       <w:r>
-        <w:t>A gene that builds a body that survives and reproduces gets copied. A gene that does not, does not.</w:t>
+        <w:br/>
+        <w:br/>
+        <w:t>Dawkins's answer was: the gene.</w:t>
       </w:r>
-    </w:p>
-    <w:p>
-      <w:pPr/>
       <w:r>
-        <w:t>Over millions of years, the genes that persist are the ones that are, in this narrow sense, good at persisting.</w:t>
+        <w:br/>
+        <w:br/>
+        <w:t>Here is the logic in its simplest form.</w:t>
       </w:r>
-    </w:p>
-    <w:p>
-      <w:pPr/>
       <w:r>
-        <w:t>Dawkins called this selfish, and the word has caused a hundred misunderstandings ever since.</w:t>
+        <w:br/>
+        <w:br/>
+        <w:t>A gene that helps build a body which survives and has offspring gets copied into the next generation.</w:t>
+      </w:r>
+      <w:r>
+        <w:br/>
+        <w:br/>
+        <w:t>A gene that does not help with that does not.</w:t>
+      </w:r>
+      <w:r>
+        <w:br/>
+        <w:br/>
+        <w:t>Run that process for millions of years, and the genes still around are simply the ones that turned out to be good at getting copied.</w:t>
+      </w:r>
+      <w:r>
+        <w:br/>
+        <w:br/>
+        <w:t xml:space="preserve">Dawkins called this </w:t>
+      </w:r>
+      <w:r>
+        <w:rPr>
+          <w:b/>
+        </w:rPr>
+        <w:t>selfish</w:t>
+      </w:r>
+      <w:r>
+        <w:t>. That one word has caused a hundred misunderstandings ever since.</w:t>
       </w:r>
     </w:p>
     <w:p>
       <w:pPr>
         <w:pStyle w:val="Heading1"/>
+        <w:ind w:left="0" w:right="0" w:firstLine="0"/>
+        <w:jc w:val="center"/>
       </w:pPr>
       <w:r>
         <w:t>Replicators and Vehicles</w:t>
       </w:r>
     </w:p>
     <w:p>
-      <w:pPr/>
+      <w:pPr>
+        <w:ind w:left="0" w:right="0" w:firstLine="0"/>
+        <w:jc w:val="center"/>
+      </w:pPr>
       <w:r>
-        <w:t>Dawkins drew a distinction that does most of the book's work.</w:t>
+        <w:t>Dawkins drew one distinction that does most of the book's work.</w:t>
       </w:r>
-    </w:p>
-    <w:p>
-      <w:pPr/>
       <w:r>
-        <w:t>A replicator is something that gets copied. A gene is a replicator.</w:t>
+        <w:br/>
+        <w:br/>
+        <w:t xml:space="preserve">A </w:t>
       </w:r>
-    </w:p>
-    <w:p>
-      <w:pPr/>
       <w:r>
-        <w:t>A vehicle is the thing a replicator builds to help itself get copied. A body, a bird, a bacterium, is a vehicle.</w:t>
+        <w:rPr>
+          <w:b/>
+        </w:rPr>
+        <w:t>replicator</w:t>
       </w:r>
-    </w:p>
-    <w:p>
-      <w:pPr/>
       <w:r>
-        <w:t>The vehicle is temporary. It is born, it lives, it dies.</w:t>
+        <w:t xml:space="preserve"> is anything that gets copied. A gene is a replicator.</w:t>
       </w:r>
-    </w:p>
-    <w:p>
-      <w:pPr/>
       <w:r>
-        <w:t>The replicator, or copies of it, can persist for millions of years, passed from vehicle to vehicle.</w:t>
+        <w:br/>
+        <w:br/>
+        <w:t xml:space="preserve">A </w:t>
       </w:r>
-    </w:p>
-    <w:p>
-      <w:pPr/>
       <w:r>
-        <w:t>You are not selfish, or not necessarily. You love your children, you help your friends, you sometimes act against your own interest.</w:t>
+        <w:rPr>
+          <w:b/>
+        </w:rPr>
+        <w:t>vehicle</w:t>
       </w:r>
-    </w:p>
-    <w:p>
-      <w:pPr/>
       <w:r>
-        <w:t>The gene's-eye view does not say you are selfish.</w:t>
+        <w:t xml:space="preserve"> is the thing a replicator builds to help itself get copied. A body, a bird, a bacterium: each one is a vehicle.</w:t>
       </w:r>
-    </w:p>
-    <w:p>
-      <w:pPr/>
       <w:r>
-        <w:t>It says the genes that built you are the ones whose past copies, in past bodies, tended to get passed on.</w:t>
+        <w:br/>
+        <w:br/>
+        <w:t>Think of the vehicle as a car built for a single trip.</w:t>
       </w:r>
-    </w:p>
-    <w:p>
-      <w:pPr/>
       <w:r>
-        <w:t>Selfish describes the long-run statistics of replication.</w:t>
+        <w:br/>
+        <w:br/>
+        <w:t>It is born, it lives, it dies. That is the whole trip.</w:t>
       </w:r>
-    </w:p>
-    <w:p>
-      <w:pPr/>
       <w:r>
-        <w:t>It says nothing about the motives of the vehicle.</w:t>
+        <w:br/>
+        <w:br/>
+        <w:t>The replicator is different.</w:t>
+      </w:r>
+      <w:r>
+        <w:br/>
+        <w:br/>
+        <w:t>Copies of it can ride from vehicle to vehicle for millions of years, like a message passed down an unbroken chain of couriers.</w:t>
+      </w:r>
+      <w:r>
+        <w:br/>
+        <w:br/>
+        <w:t>Now, an important reassurance.</w:t>
+      </w:r>
+      <w:r>
+        <w:br/>
+        <w:br/>
+        <w:t>You are not selfish, or not necessarily, just because your genes get described that way.</w:t>
+      </w:r>
+      <w:r>
+        <w:br/>
+        <w:br/>
+        <w:t>You love your children. You help your friends. You sometimes act against your own interest on purpose.</w:t>
+      </w:r>
+      <w:r>
+        <w:br/>
+        <w:br/>
+        <w:t>The gene's-eye view does not say you are selfish. It says something narrower.</w:t>
+      </w:r>
+      <w:r>
+        <w:br/>
+        <w:br/>
+        <w:t>It says the genes that built you are the ones whose past copies, sitting in past bodies, tended to get passed on.</w:t>
+      </w:r>
+      <w:r>
+        <w:br/>
+        <w:br/>
+        <w:t>“Selfish” describes the long-run statistics of copying. It says nothing about anyone's motives.</w:t>
+      </w:r>
+      <w:r>
+        <w:br/>
+        <w:br/>
+        <w:t>It does not explain why you love your children. It only explains why the capacity to love them was there to begin with.</w:t>
       </w:r>
     </w:p>
     <w:p>
       <w:pPr>
         <w:pStyle w:val="Heading1"/>
+        <w:ind w:left="0" w:right="0" w:firstLine="0"/>
+        <w:jc w:val="center"/>
       </w:pPr>
       <w:r>
         <w:t>Why the Gene, Not the Organism</w:t>
       </w:r>
     </w:p>
     <w:p>
-      <w:pPr/>
+      <w:pPr>
+        <w:ind w:left="0" w:right="0" w:firstLine="0"/>
+        <w:jc w:val="center"/>
+      </w:pPr>
       <w:r>
-        <w:t>Here is the argument for why the gene is the more useful unit.</w:t>
+        <w:t>Here is the argument for why the gene, and not the whole organism, is the more useful unit to track.</w:t>
       </w:r>
-    </w:p>
-    <w:p>
-      <w:pPr/>
       <w:r>
-        <w:t>An organism is temporary. It is a unique combination of genes, assembled once, and it dissolves at death, along with that particular combination.</w:t>
+        <w:br/>
+        <w:br/>
+        <w:t>An organism is temporary in a strong sense.</w:t>
       </w:r>
-    </w:p>
-    <w:p>
-      <w:pPr/>
       <w:r>
-        <w:t>A gene, or more precisely a particular sequence of DNA, can be copied unchanged for millions of years, moving through generation after generation of bodies.</w:t>
+        <w:br/>
+        <w:br/>
+        <w:t>You are a unique combination of genes, assembled once, at your conception. When you die, that exact combination dissolves with you.</w:t>
       </w:r>
-    </w:p>
-    <w:p>
-      <w:pPr/>
       <w:r>
-        <w:t>If you want to know what natural selection is actually selecting, ask what persists across many generations.</w:t>
+        <w:br/>
+        <w:br/>
+        <w:t>A gene is different.</w:t>
       </w:r>
-    </w:p>
-    <w:p>
-      <w:pPr/>
       <w:r>
-        <w:t>Bodies do not. Genes, in this sense, do.</w:t>
+        <w:br/>
+        <w:br/>
+        <w:t>A particular stretch of DNA can be copied, essentially unchanged, for millions of years, moving through generation after generation of bodies.</w:t>
       </w:r>
-    </w:p>
-    <w:p>
-      <w:pPr/>
       <w:r>
-        <w:t>That is not a metaphysical claim about what is really alive. It is a bookkeeping claim about where the long-term signal is.</w:t>
+        <w:br/>
+        <w:br/>
+        <w:t>So if you want to know what natural selection is really selecting, ask a simple question: what actually persists across many generations?</w:t>
+      </w:r>
+      <w:r>
+        <w:br/>
+        <w:br/>
+        <w:t>Bodies do not persist. Genes, in this sense, do.</w:t>
+      </w:r>
+      <w:r>
+        <w:br/>
+        <w:br/>
+        <w:t>This is not a claim about what is “really” alive, as if bodies were somehow fake.</w:t>
+      </w:r>
+      <w:r>
+        <w:br/>
+        <w:br/>
+        <w:t>It is closer to a bookkeeping claim, about where the long-term signal in evolution's ledger actually sits.</w:t>
       </w:r>
     </w:p>
     <w:p>
       <w:pPr>
         <w:pStyle w:val="Heading1"/>
+        <w:ind w:left="0" w:right="0" w:firstLine="0"/>
+        <w:jc w:val="center"/>
       </w:pPr>
       <w:r>
         <w:t>Kin Selection, in One Sentence</w:t>
       </w:r>
     </w:p>
     <w:p>
-      <w:pPr/>
+      <w:pPr>
+        <w:ind w:left="0" w:right="0" w:firstLine="0"/>
+        <w:jc w:val="center"/>
+      </w:pPr>
       <w:r>
-        <w:t>Chapter 12 will look at cooperation in detail. Here is the piece that belongs to this chapter.</w:t>
+        <w:t>Cooperation gets a full chapter of its own later (Chapter 12). Here is just the piece that belongs here.</w:t>
       </w:r>
-    </w:p>
-    <w:p>
-      <w:pPr/>
       <w:r>
-        <w:t>Why would an animal ever sacrifice itself for another?</w:t>
+        <w:br/>
+        <w:br/>
+        <w:t>Why would any animal ever sacrifice itself for another?</w:t>
       </w:r>
-    </w:p>
-    <w:p>
-      <w:pPr/>
       <w:r>
-        <w:t>In 1964 the biologist W. D. Hamilton found the arithmetic.</w:t>
+        <w:br/>
+        <w:br/>
+        <w:t>In 1964, the biologist W. D. Hamilton, working out the math behind family loyalty, found the arithmetic that explains it.</w:t>
       </w:r>
-    </w:p>
-    <w:p>
-      <w:pPr/>
       <w:r>
-        <w:t>A gene for helping a relative can spread if the cost to the helper is outweighed by the benefit to the relative, discounted by how closely related they are.</w:t>
+        <w:br/>
+        <w:br/>
+        <w:t>Here is the idea in plain terms: a gene for helping a relative can spread, as long as the cost to the helper is smaller than the benefit to the relative, once you adjust for how closely related the two of them are.</w:t>
       </w:r>
-    </w:p>
-    <w:p>
-      <w:pPr/>
       <w:r>
-        <w:t>Full siblings share, on average, half their genes. First cousins share an eighth.</w:t>
+        <w:br/>
+        <w:br/>
+        <w:t>Full siblings share, on average, half their genes. First cousins share about an eighth.</w:t>
       </w:r>
-    </w:p>
-    <w:p>
-      <w:pPr/>
       <w:r>
-        <w:t>Hamilton's rule says helping a full sibling can pay off in gene-copying terms at half the cost that helping a stranger would need to justify.</w:t>
+        <w:br/>
+        <w:br/>
+        <w:t>So Hamilton's rule says this: helping a full sibling can pay off, in gene-copying terms, at half the cost that helping a stranger would need to justify.</w:t>
       </w:r>
-    </w:p>
-    <w:p>
-      <w:pPr/>
       <w:r>
-        <w:t>There is an old joke, usually attributed to Hamilton's older contemporary J. B. S. Haldane, though the attribution is loose and the exact wording varies by teller.</w:t>
+        <w:br/>
+        <w:br/>
+        <w:t>There is an old joke about this, usually credited to J. B. S. Haldane, a biologist and a contemporary of Hamilton's known for one-liners as sharp as his equations.</w:t>
       </w:r>
-    </w:p>
-    <w:p>
-      <w:pPr/>
       <w:r>
-        <w:t>Asked whether he would lay down his life for his brother, Haldane is said to have done the arithmetic on a napkin and answered: not for one brother, but for two brothers, or eight cousins.</w:t>
+        <w:br/>
+        <w:br/>
+        <w:t>The exact wording, and even who really said it, is disputed.</w:t>
       </w:r>
-    </w:p>
-    <w:p>
-      <w:pPr/>
       <w:r>
-        <w:t>That is Hamilton's rule, told as a joke twenty years early.</w:t>
+        <w:br/>
+        <w:br/>
+        <w:t>Someone once asked Haldane whether he would lay down his life for his brother.</w:t>
+      </w:r>
+      <w:r>
+        <w:br/>
+        <w:br/>
+        <w:t>He is said to have worked out the arithmetic on a napkin and answered: not for one brother, but for two brothers, or eight cousins.</w:t>
+      </w:r>
+      <w:r>
+        <w:br/>
+        <w:br/>
+        <w:t>That is Hamilton's rule, told as a joke about twenty years early.</w:t>
       </w:r>
     </w:p>
     <w:p>
       <w:pPr>
         <w:pStyle w:val="Heading1"/>
+        <w:ind w:left="0" w:right="0" w:firstLine="0"/>
+        <w:jc w:val="center"/>
       </w:pPr>
       <w:r>
         <w:t>Bees That Never Have Children</w:t>
       </w:r>
     </w:p>
     <w:p>
-      <w:pPr/>
+      <w:pPr>
+        <w:ind w:left="0" w:right="0" w:firstLine="0"/>
+        <w:jc w:val="center"/>
+      </w:pPr>
       <w:r>
-        <w:t>The clearest demonstration is in a honeybee hive.</w:t>
+        <w:t>The clearest real-world demonstration of this idea lives inside a honeybee hive.</w:t>
       </w:r>
-    </w:p>
-    <w:p>
-      <w:pPr/>
       <w:r>
-        <w:t>Worker bees do not reproduce. They spend their lives feeding larvae, defending the colony, and eventually dying for it, without ever having offspring of their own.</w:t>
+        <w:br/>
+        <w:br/>
+        <w:t>Worker bees never reproduce.</w:t>
       </w:r>
-    </w:p>
-    <w:p>
-      <w:pPr/>
       <w:r>
-        <w:t>From the individual's point of view this looks like the ultimate sacrifice.</w:t>
+        <w:br/>
+        <w:br/>
+        <w:t>They spend their whole lives feeding larvae, defending the colony, and eventually dying for it, without ever having offspring of their own.</w:t>
       </w:r>
-    </w:p>
-    <w:p>
-      <w:pPr/>
       <w:r>
-        <w:t>From the gene's point of view it can make sense. In bees, wasps, and ants, an odd feature of the sex-determination system means that sisters are more closely related to each other than a mother is to her own daughters.</w:t>
+        <w:br/>
+        <w:br/>
+        <w:t>From the individual bee's point of view, this looks like the ultimate sacrifice.</w:t>
       </w:r>
-    </w:p>
-    <w:p>
-      <w:pPr/>
       <w:r>
-        <w:t>A worker that helps her mother raise more sisters can, in gene-copying terms, do better than if she raised daughters of her own.</w:t>
+        <w:br/>
+        <w:br/>
+        <w:t>From the gene's point of view, it can actually make sense.</w:t>
       </w:r>
-    </w:p>
-    <w:p>
-      <w:pPr/>
       <w:r>
-        <w:t>Naked mole rats, mammals that live in cooperative colonies with a single breeding queen, show something similar, worked out from ordinary mammalian relatedness rather than the bee's peculiar genetics.</w:t>
+        <w:br/>
+        <w:br/>
+        <w:t>Bees, wasps, and ants share an odd quirk in how sex gets determined, and it changes who is related to whom.</w:t>
       </w:r>
-    </w:p>
-    <w:p>
-      <w:pPr/>
       <w:r>
-        <w:t>Neither animal is doing the math. The math is doing them.</w:t>
+        <w:br/>
+        <w:br/>
+        <w:t>Because of that quirk, sisters in the hive end up more closely related to each other than an ordinary mother is to her own daughter.</w:t>
+      </w:r>
+      <w:r>
+        <w:br/>
+        <w:br/>
+        <w:t>So a worker bee that helps her mother raise more sisters can, in gene-copying terms, do better than if she had raised daughters of her own.</w:t>
+      </w:r>
+      <w:r>
+        <w:br/>
+        <w:br/>
+        <w:t>Naked mole rats show something similar.</w:t>
+      </w:r>
+      <w:r>
+        <w:br/>
+        <w:br/>
+        <w:t>These are mammals that live in cooperative colonies with one breeding queen, much like bees.</w:t>
+      </w:r>
+      <w:r>
+        <w:br/>
+        <w:br/>
+        <w:t>Their case is worked out from ordinary mammal relatedness, not the bees' peculiar genetics, but the logic lands in the same place.</w:t>
+      </w:r>
+      <w:r>
+        <w:br/>
+        <w:br/>
+        <w:t>Neither the bee nor the mole rat is doing any math, of course.</w:t>
+      </w:r>
+      <w:r>
+        <w:br/>
+        <w:br/>
+        <w:t>The math is doing them.</w:t>
       </w:r>
     </w:p>
     <w:p>
       <w:pPr>
         <w:pStyle w:val="Heading1"/>
+        <w:ind w:left="0" w:right="0" w:firstLine="0"/>
+        <w:jc w:val="center"/>
       </w:pPr>
       <w:r>
         <w:t>The Extended Phenotype</w:t>
       </w:r>
     </w:p>
     <w:p>
-      <w:pPr/>
+      <w:pPr>
+        <w:ind w:left="0" w:right="0" w:firstLine="0"/>
+        <w:jc w:val="center"/>
+      </w:pPr>
       <w:r>
-        <w:t>Dawkins's second book, in 1982, pushed the idea further.</w:t>
+        <w:t>Dawkins's second book, published in 1982, pushed the idea one step further.</w:t>
       </w:r>
-    </w:p>
-    <w:p>
-      <w:pPr/>
       <w:r>
-        <w:t>A gene's effect does not have to stop at the skin of its vehicle.</w:t>
+        <w:br/>
+        <w:br/>
+        <w:t>A gene's effect, he argued, does not have to stop at the skin of its vehicle.</w:t>
       </w:r>
-    </w:p>
-    <w:p>
-      <w:pPr/>
       <w:r>
-        <w:t>A beaver's genes build not only the beaver but, through the beaver's behavior, a dam.</w:t>
+        <w:br/>
+        <w:br/>
+        <w:t>A beaver's genes build not only the beaver, but, through the beaver's behavior, a dam.</w:t>
       </w:r>
-    </w:p>
-    <w:p>
-      <w:pPr/>
       <w:r>
-        <w:t>A spider's genes build not only the spider but a web, an object outside the spider's body that nonetheless exists because certain genes were selected for building it well.</w:t>
+        <w:br/>
+        <w:br/>
+        <w:t>A spider's genes build not only the spider, but a web.</w:t>
       </w:r>
-    </w:p>
-    <w:p>
-      <w:pPr/>
       <w:r>
-        <w:t>Dawkins called this the extended phenotype: the idea that a gene's influence on the world is not bounded by the individual organism carrying it.</w:t>
+        <w:br/>
+        <w:br/>
+        <w:t>A web is an object that sits outside the spider's body, yet it exists only because certain genes were selected for building it well.</w:t>
       </w:r>
-    </w:p>
-    <w:p>
-      <w:pPr/>
       <w:r>
-        <w:t>It is a striking way to see that the organism was never a hard boundary for evolution to respect. Evolution shapes whatever a gene can reach.</w:t>
+        <w:br/>
+        <w:br/>
+        <w:t xml:space="preserve">Dawkins called this the </w:t>
+      </w:r>
+      <w:r>
+        <w:rPr>
+          <w:b/>
+        </w:rPr>
+        <w:t>extended phenotype</w:t>
+      </w:r>
+      <w:r>
+        <w:t>: the idea that a gene's influence on the world is not bounded by the individual body carrying it.</w:t>
+      </w:r>
+      <w:r>
+        <w:br/>
+        <w:br/>
+        <w:t>It is a striking way to see something important: the organism was never a hard boundary evolution had to respect.</w:t>
+      </w:r>
+      <w:r>
+        <w:br/>
+        <w:br/>
+        <w:t>Evolution shapes whatever a gene can reach, whether that is inside the body or well outside it.</w:t>
       </w:r>
     </w:p>
     <w:p>
       <w:pPr>
         <w:pStyle w:val="Heading1"/>
+        <w:ind w:left="0" w:right="0" w:firstLine="0"/>
+        <w:jc w:val="center"/>
       </w:pPr>
       <w:r>
         <w:t>The Idea That Escaped the Book</w:t>
       </w:r>
     </w:p>
     <w:p>
-      <w:pPr/>
+      <w:pPr>
+        <w:ind w:left="0" w:right="0" w:firstLine="0"/>
+        <w:jc w:val="center"/>
+      </w:pPr>
       <w:r>
         <w:rPr>
           <w:i/>
@@ -373,205 +523,295 @@
         <w:t>The Selfish Gene</w:t>
       </w:r>
       <w:r>
-        <w:t xml:space="preserve"> introduced one more idea, almost as an aside in its last chapter, that has had a life of its own.</w:t>
+        <w:t xml:space="preserve"> introduced one more idea, almost as an aside in its last chapter, that went on to have a life of its own.</w:t>
       </w:r>
-    </w:p>
-    <w:p>
-      <w:pPr/>
       <w:r>
-        <w:t>Dawkins wondered whether there might be another kind of replicator, one that copies itself not through DNA but through brains.</w:t>
+        <w:br/>
+        <w:br/>
+        <w:t>Dawkins wondered whether there might be another kind of replicator: something that copies itself not through DNA, but through brains.</w:t>
       </w:r>
-    </w:p>
-    <w:p>
-      <w:pPr/>
       <w:r>
+        <w:br/>
+        <w:br/>
         <w:t>A tune. A phrase. A fashion. A religious idea.</w:t>
       </w:r>
-    </w:p>
-    <w:p>
-      <w:pPr/>
       <w:r>
-        <w:t>He called it a meme, deliberately echoing gene, and suggested that memes might spread, mutate, and compete for the same reason genes do: because some of them are simply better at getting copied than others, regardless of whether they help the person carrying them.</w:t>
+        <w:br/>
+        <w:br/>
+        <w:t xml:space="preserve">He called it a </w:t>
       </w:r>
-    </w:p>
-    <w:p>
-      <w:pPr/>
       <w:r>
-        <w:t>Chapter 24 already used this idea to talk about culture and language.</w:t>
+        <w:rPr>
+          <w:b/>
+        </w:rPr>
+        <w:t>meme</w:t>
       </w:r>
-    </w:p>
-    <w:p>
-      <w:pPr/>
       <w:r>
-        <w:t>The word meme has since drifted a long way from Dawkins's careful proposal, into internet jokes and marketing.</w:t>
+        <w:t>, deliberately echoing the word “gene.”</w:t>
       </w:r>
-    </w:p>
-    <w:p>
-      <w:pPr/>
       <w:r>
-        <w:t>The original claim was narrower and stranger: that natural selection is not really about genes, or biology, at all. It is about any information that copies itself with variation and competes for the resource of being copied. Biology is simply the first place it happened.</w:t>
+        <w:br/>
+        <w:br/>
+        <w:t>Memes, he suggested, might spread, change, and compete for the same underlying reason genes do.</w:t>
+      </w:r>
+      <w:r>
+        <w:br/>
+        <w:br/>
+        <w:t>Some of them are simply better at getting copied than others, whether or not they actually help the person carrying them.</w:t>
+      </w:r>
+      <w:r>
+        <w:br/>
+        <w:br/>
+        <w:t>A later chapter (Chapter 24) already uses this idea to talk about culture and language.</w:t>
+      </w:r>
+      <w:r>
+        <w:br/>
+        <w:br/>
+        <w:t>Since then, the word meme has drifted a long way from Dawkins's careful proposal, ending up mostly in internet jokes and marketing.</w:t>
+      </w:r>
+      <w:r>
+        <w:br/>
+        <w:br/>
+        <w:t>His original claim was narrower, and stranger, than that.</w:t>
+      </w:r>
+      <w:r>
+        <w:br/>
+        <w:br/>
+        <w:t>It says that natural selection is not really about genes, or even about biology, at all.</w:t>
+      </w:r>
+      <w:r>
+        <w:br/>
+        <w:br/>
+        <w:t>It is about any information that copies itself with small changes and competes for the chance to be copied again.</w:t>
+      </w:r>
+      <w:r>
+        <w:br/>
+        <w:br/>
+        <w:t>Biology, on this view, was simply the first place it happened.</w:t>
       </w:r>
     </w:p>
     <w:p>
       <w:pPr>
         <w:pStyle w:val="Heading1"/>
+        <w:ind w:left="0" w:right="0" w:firstLine="0"/>
+        <w:jc w:val="center"/>
       </w:pPr>
       <w:r>
         <w:t>The Pushback</w:t>
       </w:r>
     </w:p>
     <w:p>
-      <w:pPr/>
+      <w:pPr>
+        <w:ind w:left="0" w:right="0" w:firstLine="0"/>
+        <w:jc w:val="center"/>
+      </w:pPr>
       <w:r>
-        <w:t>Not everyone was persuaded, and the criticism is worth taking seriously.</w:t>
+        <w:t>Not everyone was persuaded, and the pushback is worth taking seriously.</w:t>
       </w:r>
-    </w:p>
-    <w:p>
-      <w:pPr/>
       <w:r>
-        <w:t>In 1979 the paleontologist Stephen Jay Gould and the geneticist Richard Lewontin published a famous attack on what they called the adaptationist programme: the habit of assuming that every feature of an organism must be an adaptation, sculpted by selection for some specific purpose.</w:t>
+        <w:br/>
+        <w:br/>
+        <w:t xml:space="preserve">In 1979, the paleontologist Stephen Jay Gould and the geneticist Richard Lewontin, two scientists who thought biology was too quick to call every trait useful, published a famous attack on what they called the </w:t>
       </w:r>
-    </w:p>
-    <w:p>
-      <w:pPr/>
       <w:r>
-        <w:t>They compared this habit to the spandrels of a cathedral, the triangular spaces left over between an arch and a rectangular frame. A spandrel can be beautifully decorated, and a visitor might assume it was designed for that decoration.</w:t>
+        <w:rPr>
+          <w:b/>
+        </w:rPr>
+        <w:t>adaptationist programme</w:t>
       </w:r>
-    </w:p>
-    <w:p>
-      <w:pPr/>
       <w:r>
-        <w:t>In fact its shape is a byproduct of the arch, not something selection built for its own sake.</w:t>
+        <w:t>.</w:t>
       </w:r>
-    </w:p>
-    <w:p>
-      <w:pPr/>
       <w:r>
-        <w:t>Some features of organisms, Gould and Lewontin argued, are like spandrels: structural byproducts, not targets of selection.</w:t>
+        <w:br/>
+        <w:br/>
+        <w:t>That is the habit of assuming that every feature of an organism must be an adaptation, shaped by selection for some specific purpose.</w:t>
       </w:r>
-    </w:p>
-    <w:p>
-      <w:pPr/>
       <w:r>
-        <w:t>Other critics have argued that selection sometimes acts on groups, not just genes, a position called multilevel selection, and that the gene's-eye view, while mathematically valid, can obscure as much as it reveals.</w:t>
+        <w:br/>
+        <w:br/>
+        <w:t>They compared this habit to the spandrels of a cathedral.</w:t>
       </w:r>
-    </w:p>
-    <w:p>
-      <w:pPr/>
       <w:r>
-        <w:t>Dawkins's response, broadly, is that the gene's-eye view is not a claim that every trait is a perfect adaptation. It is a claim about where the bookkeeping ultimately settles, and that group-level effects, where they are real, can themselves be translated into gene-level accounting without changing the underlying arithmetic.</w:t>
+        <w:br/>
+        <w:br/>
+        <w:t xml:space="preserve">A </w:t>
       </w:r>
-    </w:p>
-    <w:p>
-      <w:pPr/>
       <w:r>
+        <w:rPr>
+          <w:b/>
+        </w:rPr>
+        <w:t>spandrel</w:t>
+      </w:r>
+      <w:r>
+        <w:t xml:space="preserve"> is the triangular space left over between an arch and a rectangular frame.</w:t>
+      </w:r>
+      <w:r>
+        <w:br/>
+        <w:br/>
+        <w:t>A spandrel can be beautifully decorated, and a visitor might assume someone designed it purely for that decoration.</w:t>
+      </w:r>
+      <w:r>
+        <w:br/>
+        <w:br/>
+        <w:t>In fact, its shape is just a side effect of building the arch, not something anyone selected for its own sake.</w:t>
+      </w:r>
+      <w:r>
+        <w:br/>
+        <w:br/>
+        <w:t>Some features of organisms, Gould and Lewontin argued, are like spandrels: byproducts of some other structure, not things selection actually built.</w:t>
+      </w:r>
+      <w:r>
+        <w:br/>
+        <w:br/>
+        <w:t>Other critics have made a different argument, that selection sometimes acts on whole groups, not just genes.</w:t>
+      </w:r>
+      <w:r>
+        <w:br/>
+        <w:br/>
+        <w:t xml:space="preserve">This position is called </w:t>
+      </w:r>
+      <w:r>
+        <w:rPr>
+          <w:b/>
+        </w:rPr>
+        <w:t>multilevel selection</w:t>
+      </w:r>
+      <w:r>
+        <w:t>, and it says the gene's-eye view, while mathematically valid, can obscure as much as it reveals.</w:t>
+      </w:r>
+      <w:r>
+        <w:br/>
+        <w:br/>
+        <w:t>Dawkins's response, in short, is that the gene's-eye view never claimed every trait is a perfect adaptation.</w:t>
+      </w:r>
+      <w:r>
+        <w:br/>
+        <w:br/>
+        <w:t>It is a claim about where the bookkeeping ultimately settles.</w:t>
+      </w:r>
+      <w:r>
+        <w:br/>
+        <w:br/>
+        <w:t>And, he argues, any real group-level effect can itself be translated into gene-level accounting, without changing the underlying arithmetic.</w:t>
+      </w:r>
+      <w:r>
+        <w:br/>
+        <w:br/>
         <w:t>The argument continues, in seminar rooms, to this day.</w:t>
       </w:r>
     </w:p>
     <w:p>
       <w:pPr>
         <w:pStyle w:val="Heading1"/>
+        <w:ind w:left="0" w:right="0" w:firstLine="0"/>
+        <w:jc w:val="center"/>
       </w:pPr>
       <w:r>
         <w:t>What the View Explains, and What It Does Not</w:t>
       </w:r>
     </w:p>
     <w:p>
-      <w:pPr/>
+      <w:pPr>
+        <w:ind w:left="0" w:right="0" w:firstLine="0"/>
+        <w:jc w:val="center"/>
+      </w:pPr>
       <w:r>
-        <w:t>The gene's-eye view earns its keep in a specific place: any time an organism appears to act against its own interest for the benefit of a relative.</w:t>
+        <w:t>The gene's-eye view earns its keep in one specific place: any time an organism seems to act against its own interest for the benefit of a relative.</w:t>
       </w:r>
-    </w:p>
-    <w:p>
-      <w:pPr/>
       <w:r>
-        <w:t>It struggles more in cases of cooperation between unrelated individuals, which is where Chapter 12's game theory takes over.</w:t>
+        <w:br/>
+        <w:br/>
+        <w:t>It struggles more with cooperation between unrelated individuals, a puzzle that gets its own chapter later in the book.</w:t>
       </w:r>
-    </w:p>
-    <w:p>
-      <w:pPr/>
       <w:r>
-        <w:t>It is a lens, not a photograph.</w:t>
+        <w:br/>
+        <w:br/>
+        <w:t>Think of the gene's-eye view as a lens, not a photograph.</w:t>
       </w:r>
-    </w:p>
-    <w:p>
-      <w:pPr/>
       <w:r>
+        <w:br/>
+        <w:br/>
         <w:t>Looking at evolution through the gene explains kin selection cleanly, in a way that looking through the organism alone cannot.</w:t>
       </w:r>
-    </w:p>
-    <w:p>
-      <w:pPr/>
       <w:r>
-        <w:t>It does not mean the organism is an illusion, or that your affection for your children is secretly cold arithmetic you are merely acting out.</w:t>
+        <w:br/>
+        <w:br/>
+        <w:t>That does not mean the organism is an illusion.</w:t>
       </w:r>
-    </w:p>
-    <w:p>
-      <w:pPr/>
       <w:r>
-        <w:t>The arithmetic explains why the affection exists.</w:t>
+        <w:br/>
+        <w:br/>
+        <w:t>It does not mean your affection for your children is secretly cold arithmetic that you are merely acting out.</w:t>
       </w:r>
-    </w:p>
-    <w:p>
-      <w:pPr/>
       <w:r>
-        <w:t>It does not tell you what the affection feels like, and it was never trying to.</w:t>
+        <w:br/>
+        <w:br/>
+        <w:t>The arithmetic explains why the affection exists at all.</w:t>
+      </w:r>
+      <w:r>
+        <w:br/>
+        <w:br/>
+        <w:t>It does not tell you what the affection feels like from the inside, and it was never trying to.</w:t>
       </w:r>
     </w:p>
     <w:p>
       <w:pPr>
         <w:pStyle w:val="Heading1"/>
+        <w:ind w:left="0" w:right="0" w:firstLine="0"/>
+        <w:jc w:val="center"/>
       </w:pPr>
       <w:r>
         <w:t>One Last Look at the Word</w:t>
       </w:r>
     </w:p>
     <w:p>
-      <w:pPr/>
+      <w:pPr>
+        <w:ind w:left="0" w:right="0" w:firstLine="0"/>
+        <w:jc w:val="center"/>
+      </w:pPr>
       <w:r>
-        <w:t>Selfish was, by Dawkins's own admission decades later, a provocation.</w:t>
+        <w:t>“Selfish” was, by Dawkins's own admission decades later, a provocation.</w:t>
       </w:r>
-    </w:p>
-    <w:p>
-      <w:pPr/>
       <w:r>
+        <w:br/>
+        <w:br/>
         <w:t>A gene has no self, no wants, no strategy.</w:t>
       </w:r>
-    </w:p>
-    <w:p>
-      <w:pPr/>
       <w:r>
-        <w:t>It is a molecule.</w:t>
+        <w:br/>
+        <w:br/>
+        <w:t>It is a molecule. Nothing more.</w:t>
       </w:r>
-    </w:p>
-    <w:p>
-      <w:pPr/>
       <w:r>
-        <w:t>What the word points to is a statistical fact about which molecules, across billions of years and trillions of bodies, end up more common in the next generation.</w:t>
+        <w:br/>
+        <w:br/>
+        <w:t>What the word actually points to is a statistical fact.</w:t>
       </w:r>
-    </w:p>
-    <w:p>
-      <w:pPr/>
       <w:r>
-        <w:t>The genes that persist are, in that narrow bookkeeping sense, the ones that were good at persisting.</w:t>
+        <w:br/>
+        <w:br/>
+        <w:t>Across billions of years and trillions of bodies, some molecules simply ended up more common in the next generation than others.</w:t>
       </w:r>
-    </w:p>
-    <w:p>
-      <w:pPr/>
       <w:r>
-        <w:t>Everything else, kindness, sacrifice, the love of a worker bee for a hive she will never leave, sits on top of that bookkeeping.</w:t>
+        <w:br/>
+        <w:br/>
+        <w:t>The genes that persisted are, in that narrow bookkeeping sense, the ones that were good at persisting.</w:t>
       </w:r>
-    </w:p>
-    <w:p>
-      <w:pPr/>
       <w:r>
-        <w:t>The bookkeeping does not explain it away.</w:t>
+        <w:br/>
+        <w:br/>
+        <w:t>Everything else sits on top of that bookkeeping: kindness, sacrifice, even the loyalty of a worker bee toward a hive she will never leave as anything but a worker.</w:t>
       </w:r>
-    </w:p>
-    <w:p>
-      <w:pPr/>
       <w:r>
-        <w:t>It explains why it was worth keeping the books at all.</w:t>
+        <w:br/>
+        <w:br/>
+        <w:t>The bookkeeping does not explain any of that away.</w:t>
+      </w:r>
+      <w:r>
+        <w:br/>
+        <w:br/>
+        <w:t>It explains why keeping the books was worth doing in the first place.</w:t>
       </w:r>
     </w:p>
     <w:sectPr>
@@ -1016,12 +1256,12 @@
       <w:outlineLvl w:val="0"/>
     </w:pPr>
     <w:rPr>
-      <w:rFonts w:asciiTheme="majorHAnsi" w:eastAsiaTheme="majorEastAsia" w:hAnsiTheme="majorHAnsi" w:cstheme="majorBidi" w:ascii="Georgia" w:hAnsi="Georgia"/>
+      <w:rFonts w:ascii="Amazon Ember" w:hAnsi="Amazon Ember" w:cs="Amazon Ember"/>
       <w:b/>
       <w:bCs/>
-      <w:color w:val="365F91" w:themeColor="accent1" w:themeShade="BF"/>
-      <w:sz w:val="30"/>
-      <w:szCs w:val="28"/>
+      <w:color w:val="0000FF"/>
+      <w:sz w:val="36"/>
+      <w:szCs w:val="36"/>
     </w:rPr>
   </w:style>
   <w:style w:type="paragraph" w:styleId="Heading2">
@@ -1306,13 +1546,11 @@
       <w:jc w:val="center"/>
     </w:pPr>
     <w:rPr>
-      <w:rFonts w:asciiTheme="majorHAnsi" w:eastAsiaTheme="majorEastAsia" w:hAnsiTheme="majorHAnsi" w:cstheme="majorBidi" w:ascii="Georgia" w:hAnsi="Georgia"/>
+      <w:rFonts w:ascii="Amazon Ember" w:hAnsi="Amazon Ember" w:cs="Amazon Ember"/>
       <w:b/>
-      <w:color w:val="17365D" w:themeColor="text2" w:themeShade="BF"/>
-      <w:spacing w:val="5"/>
-      <w:kern w:val="28"/>
-      <w:sz w:val="40"/>
-      <w:szCs w:val="52"/>
+      <w:color w:val="0000FF"/>
+      <w:sz w:val="36"/>
+      <w:szCs w:val="36"/>
     </w:rPr>
   </w:style>
   <w:style w:type="character" w:customStyle="1" w:styleId="TitleChar">
